--- a/projects/valuepickr-open-screen/docs/Asian Energy Services.docx
+++ b/projects/valuepickr-open-screen/docs/Asian Energy Services.docx
@@ -14,7 +14,7 @@
           <w:sz w:val="44"/>
           <w:szCs w:val="44"/>
         </w:rPr>
-        <w:t xml:space="preserve">Asian Energy Services Ltd (formerly Asian Oilfield Services)</w:t>
+        <w:t xml:space="preserve">Asian Energy Services Ltd</w:t>
       </w:r>
     </w:p>
     <w:p>
@@ -32,7 +32,7 @@
           <w:sz w:val="22"/>
           <w:szCs w:val="22"/>
         </w:rPr>
-        <w:t xml:space="preserve">Turnaround upstream energy-services company (seismic -&gt; O&amp;M / integrated field development / coal-handling infra) with an 8x-revenue order book and FY26 revenue +70%, but the recent growth was acquisition-led not organic, an Oilmax merger brings equity dilution and valuation subjectivity, and management missed its own 'exceptional growth' guidance</w:t>
+        <w:t xml:space="preserve">Small/mid-cap oilfield-services provider (formerly Asian Oilfield Services) with decent returns (16.5% ROCE) but a rich ~40x P/E, declining promoter holding and stretched receivables (160 debtor days).</w:t>
       </w:r>
     </w:p>
     <w:p>
@@ -49,7 +49,7 @@
         <w:spacing w:after="120"/>
       </w:pPr>
       <w:r>
-        <w:t xml:space="preserve">Services the upstream energy and minerals value chain: seismic data acquisition (legacy), building oil &amp; gas production facilities, and multi-year operation &amp; maintenance (O&amp;M) of production facilities (now ~75% of the order book), plus a newer Coal Handling Plant business riding a government mandate that mines &gt;2mn MT mechanise handling within 5 years. Controlled since 2017 by Oilmax/Samara after a troubled prior-promoter era (SEBI had fined the old promoter entity for disclosure failures). A proposed merger with promoter Oilmax (an oil &amp; gas producer) would take promoter holding to ~47% and fold in producing/near-producing fields. Recent numbers were boosted by the Kuiper group acquisition. (Source: forum discovery, first_seen 2026-08-21; no live-theme match.)</w:t>
+        <w:t xml:space="preserve">Asian Energy Services Ltd (NSE/BSE: ASIANENE, formerly Asian Oilfield Services) operates in the Oil Equipment &amp; Services sector, providing oilfield/drilling-related services to E&amp;P operators. Entity confirmed via screener.in (ticker ASIANENE) and forum cross-check (legacy 'asian-oilfields' thread). Seeded 2026-09-13 via untrusted X triage (@rishithegreat41 + 2 more, medium conviction).</w:t>
       </w:r>
     </w:p>
     <w:p>
@@ -99,7 +99,7 @@
           </w:tcPr>
           <w:p>
             <w:r>
-              <w:t xml:space="preserve">~Rs 2,517 Cr</w:t>
+              <w:t xml:space="preserve">~Rs 2,598 Cr</w:t>
             </w:r>
           </w:p>
         </w:tc>
@@ -116,7 +116,7 @@
                 <w:b/>
                 <w:bCs/>
               </w:rPr>
-              <w:t xml:space="preserve">52-week range</w:t>
+              <w:t xml:space="preserve">CMP / 52-week range</w:t>
             </w:r>
           </w:p>
         </w:tc>
@@ -126,7 +126,7 @@
           </w:tcPr>
           <w:p>
             <w:r>
-              <w:t xml:space="preserve">~Rs 230 - Rs 538 (CMP ~Rs 517, near the high)</w:t>
+              <w:t xml:space="preserve">~Rs 534 (range ~Rs 230 - Rs 566)</w:t>
             </w:r>
           </w:p>
         </w:tc>
@@ -153,7 +153,34 @@
           </w:tcPr>
           <w:p>
             <w:r>
-              <w:t xml:space="preserve">~16.5% / ~12.9%</w:t>
+              <w:t xml:space="preserve">16.5% / 12.9%</w:t>
+            </w:r>
+          </w:p>
+        </w:tc>
+      </w:tr>
+      <w:tr>
+        <w:tc>
+          <w:tcPr>
+            <w:tcW w:type="dxa" w:w="3200"/>
+            <w:shd w:fill="F2F2F2" w:val="clear"/>
+          </w:tcPr>
+          <w:p>
+            <w:r>
+              <w:rPr>
+                <w:b/>
+                <w:bCs/>
+              </w:rPr>
+              <w:t xml:space="preserve">P/E / Book value</w:t>
+            </w:r>
+          </w:p>
+        </w:tc>
+        <w:tc>
+          <w:tcPr>
+            <w:tcW w:type="dxa" w:w="5800"/>
+          </w:tcPr>
+          <w:p>
+            <w:r>
+              <w:t xml:space="preserve">~40.2x / ~Rs 110</w:t>
             </w:r>
           </w:p>
         </w:tc>
@@ -180,7 +207,7 @@
           </w:tcPr>
           <w:p>
             <w:r>
-              <w:t xml:space="preserve">FY26 revenue +70% YoY to ~Rs 791 Cr (largely Kuiper acquisition; standalone barely grew)</w:t>
+              <w:t xml:space="preserve">Median ~46.7% over 10 years (volatile, project-based)</w:t>
             </w:r>
           </w:p>
         </w:tc>
@@ -197,7 +224,7 @@
                 <w:b/>
                 <w:bCs/>
               </w:rPr>
-              <w:t xml:space="preserve">Debt</w:t>
+              <w:t xml:space="preserve">Promoter holding</w:t>
             </w:r>
           </w:p>
         </w:tc>
@@ -207,7 +234,7 @@
           </w:tcPr>
           <w:p>
             <w:r>
-              <w:t xml:space="preserve">Net cash / negligible debt</w:t>
+              <w:t xml:space="preserve">Decreased ~4.6 percentage points last quarter</w:t>
             </w:r>
           </w:p>
         </w:tc>
@@ -224,7 +251,7 @@
                 <w:b/>
                 <w:bCs/>
               </w:rPr>
-              <w:t xml:space="preserve">Order book</w:t>
+              <w:t xml:space="preserve">Working capital</w:t>
             </w:r>
           </w:p>
         </w:tc>
@@ -234,7 +261,7 @@
           </w:tcPr>
           <w:p>
             <w:r>
-              <w:t xml:space="preserve">~Rs 950 Cr disclosed vs FY23 sales ~Rs 110 Cr; includes a Rs 772 Cr / 57-month Vedanta contract</w:t>
+              <w:t xml:space="preserve">High debtor days (~160)</w:t>
             </w:r>
           </w:p>
         </w:tc>
@@ -250,7 +277,7 @@
         <w:spacing w:after="120"/>
       </w:pPr>
       <w:r>
-        <w:t xml:space="preserve">A real turnaround: from a distressed seismic pure-play to a diversified, net-cash services company with an order book many times revenue and ~16% ROCE. But three things hold it back for this screen: (1) the FY26 +70% was acquisition-led - standalone revenue has been roughly flat for several quarters; (2) management explicitly guided for 'exceptional growth' and missed it (May-26 forum note); (3) the pending Oilmax merger dilutes equity, lifts promoter holding to ~47%, and its swap ratio depends on the valuation of fields not yet in production - the merged-entity equity capital is still unclear to forum trackers. At CMP near the 52-week high on ~32-38x earnings, the risk/reward is not compelling.</w:t>
+        <w:t xml:space="preserve">Returns are respectable but not exceptional (ROCE 16.5%, ROE 12.9%) for a ~40x trailing P/E - the market is pricing in continued growth from the global/India oilfield-services up-cycle rather than current profitability. Long-run revenue growth (10-year median ~46.7%) reflects the lumpy, project/tender-driven nature of oilfield services rather than a smooth compounding trend. Two caution flags surfaced this pass: promoter holding fell by ~4.6 percentage points in the latest quarter, and debtor days are high (~160), suggesting working-capital strain typical of tender-based E&amp;P service contracts. Neither rises to a red-flag tier (no negative net worth, no SEBI action, no auditor resignation) but both temper conviction.</w:t>
       </w:r>
     </w:p>
     <w:p>
@@ -267,7 +294,7 @@
         <w:spacing w:after="120"/>
       </w:pPr>
       <w:r>
-        <w:t xml:space="preserve">Not pulled - near 52-week high is known; the assessment turns on the acquisition-led growth mix and merger dilution.</w:t>
+        <w:t xml:space="preserve">CMP ~Rs 534 sits near the top of its 52-week range (Rs 230-566), i.e. a large run-up (&gt;2x off the low) already priced in - not pulled in further depth this pass.</w:t>
       </w:r>
     </w:p>
     <w:p>
@@ -284,7 +311,7 @@
         <w:spacing w:after="120"/>
       </w:pPr>
       <w:r>
-        <w:t xml:space="preserve">36-post thread. Constructive on the turnaround and order book (Rahul_Saradhi's business overview, rupaniamit on the coal-handling optionality, AnkitAgrawal on the margin/cash-flow accretion from Oilmax's negative-working-capital model), but with clear reservations: equity dilution from the merger (Prabhat_Mohanty, Rahul_Saradhi both 'uncomfortable' at ~47% promoter holding), the guidance miss (Nikunj_Bhanushali, May-26), and unanswered questions on current production (boepd). Latest posts (Jul-Sep 2026) are data-seeking, not conviction.</w:t>
+        <w:t xml:space="preserve">ValuePickr forum search resolved a likely legacy match: topic_id 9164, slug 'asian-oilfields' (pre-rename thread), category_id 11. Not deep-read this pass per fast-triage budget - flag for later confirmation that this thread is current/active before relying on it.</w:t>
       </w:r>
     </w:p>
     <w:p>
@@ -305,7 +332,7 @@
           <w:sz w:val="20"/>
           <w:szCs w:val="20"/>
         </w:rPr>
-        <w:t xml:space="preserve">No trusted-user activity. Net tenor: 'genuine turnaround, watch the merger terms and whether standalone growth resumes.'</w:t>
+        <w:t xml:space="preserve">External lead only (@rishithegreat41 + 2 more, untrusted X triage, medium conviction) - forum thread exists under the legacy name but was not read for corroboration.</w:t>
       </w:r>
     </w:p>
     <w:p>
@@ -322,7 +349,7 @@
         <w:spacing w:after="120"/>
       </w:pPr>
       <w:r>
-        <w:t xml:space="preserve">Historical SEBI fine on the PRE-2017 promoter entity for disclosure failures - resolved via the 2017 management change to Oilmax/Samara; no current SEBI/fraud action found. Pending Oilmax merger (equity dilution, promoter holding to ~47%, swap-ratio valuation subjectivity flagged in concall). Pref allotments to HNI investors (Madhu Kela group, promoter) in 2023 at Rs 127.</w:t>
+        <w:t xml:space="preserve">No AVOID/EXCLUDE-tier red flags found (no negative net worth, no SEBI/fraud action, no auditor resignation). Two caution items noted in bear case (promoter-holding decline, high debtor days) - not escalated to red_flag_tier as neither is a 'collapse' or filing-confirmed issue this pass.</w:t>
       </w:r>
     </w:p>
     <w:p>
@@ -344,46 +371,33 @@
         <w:spacing w:after="60"/>
       </w:pPr>
       <w:r>
-        <w:t xml:space="preserve">Order book ~8x revenue including a Rs 772 Cr multi-year Vedanta contract; O&amp;M now ~75% of the book = recurring, visible revenue</w:t>
-      </w:r>
-    </w:p>
-    <w:p>
-      <w:pPr>
-        <w:pStyle w:val="ListParagraph"/>
-        <w:numPr>
-          <w:ilvl w:val="0"/>
-          <w:numId w:val="1"/>
-        </w:numPr>
-        <w:spacing w:after="60"/>
-      </w:pPr>
-      <w:r>
-        <w:t xml:space="preserve">Coal-handling-plant business riding a government mechanisation mandate (Coal India alone has 120+ eligible mines)</w:t>
-      </w:r>
-    </w:p>
-    <w:p>
-      <w:pPr>
-        <w:pStyle w:val="ListParagraph"/>
-        <w:numPr>
-          <w:ilvl w:val="0"/>
-          <w:numId w:val="1"/>
-        </w:numPr>
-        <w:spacing w:after="60"/>
-      </w:pPr>
-      <w:r>
-        <w:t xml:space="preserve">Net cash, ~16% ROCE, turnaround executed by a credible new promoter since 2017</w:t>
-      </w:r>
-    </w:p>
-    <w:p>
-      <w:pPr>
-        <w:pStyle w:val="ListParagraph"/>
-        <w:numPr>
-          <w:ilvl w:val="0"/>
-          <w:numId w:val="1"/>
-        </w:numPr>
-        <w:spacing w:after="60"/>
-      </w:pPr>
-      <w:r>
-        <w:t xml:space="preserve">Oilmax merger adds producing/near-producing fields and a negative-working-capital model that should lift ROE/ROCE and cash flow</w:t>
+        <w:t xml:space="preserve">Global and India oilfield-services activity is in an up-cycle, supporting order flow for drilling/E&amp;P service providers</w:t>
+      </w:r>
+    </w:p>
+    <w:p>
+      <w:pPr>
+        <w:pStyle w:val="ListParagraph"/>
+        <w:numPr>
+          <w:ilvl w:val="0"/>
+          <w:numId w:val="1"/>
+        </w:numPr>
+        <w:spacing w:after="60"/>
+      </w:pPr>
+      <w:r>
+        <w:t xml:space="preserve">Decent capital efficiency (ROCE 16.5%) for a project-based services business</w:t>
+      </w:r>
+    </w:p>
+    <w:p>
+      <w:pPr>
+        <w:pStyle w:val="ListParagraph"/>
+        <w:numPr>
+          <w:ilvl w:val="0"/>
+          <w:numId w:val="1"/>
+        </w:numPr>
+        <w:spacing w:after="60"/>
+      </w:pPr>
+      <w:r>
+        <w:t xml:space="preserve">Legacy ValuePickr thread exists (topic_id 9164) for future deep-dive if warranted</w:t>
       </w:r>
     </w:p>
     <w:p>
@@ -405,59 +419,72 @@
         <w:spacing w:after="60"/>
       </w:pPr>
       <w:r>
-        <w:t xml:space="preserve">FY26 +70% was acquisition-led; standalone business roughly flat - organic growth unproven</w:t>
-      </w:r>
-    </w:p>
-    <w:p>
-      <w:pPr>
-        <w:pStyle w:val="ListParagraph"/>
-        <w:numPr>
-          <w:ilvl w:val="0"/>
-          <w:numId w:val="1"/>
-        </w:numPr>
-        <w:spacing w:after="60"/>
-      </w:pPr>
-      <w:r>
-        <w:t xml:space="preserve">Management missed its own 'exceptional growth' guidance</w:t>
-      </w:r>
-    </w:p>
-    <w:p>
-      <w:pPr>
-        <w:pStyle w:val="ListParagraph"/>
-        <w:numPr>
-          <w:ilvl w:val="0"/>
-          <w:numId w:val="1"/>
-        </w:numPr>
-        <w:spacing w:after="60"/>
-      </w:pPr>
-      <w:r>
-        <w:t xml:space="preserve">Oilmax merger dilutes equity, raises promoter holding to ~47%, and rests on subjective valuation of fields not yet in production</w:t>
-      </w:r>
-    </w:p>
-    <w:p>
-      <w:pPr>
-        <w:pStyle w:val="ListParagraph"/>
-        <w:numPr>
-          <w:ilvl w:val="0"/>
-          <w:numId w:val="1"/>
-        </w:numPr>
-        <w:spacing w:after="60"/>
-      </w:pPr>
-      <w:r>
-        <w:t xml:space="preserve">EPC / O&amp;M services are competitive and low-differentiation; oil-services demand is cyclical</w:t>
-      </w:r>
-    </w:p>
-    <w:p>
-      <w:pPr>
-        <w:pStyle w:val="ListParagraph"/>
-        <w:numPr>
-          <w:ilvl w:val="0"/>
-          <w:numId w:val="1"/>
-        </w:numPr>
-        <w:spacing w:after="60"/>
-      </w:pPr>
-      <w:r>
-        <w:t xml:space="preserve">CMP near 52-week high on ~32-38x earnings - no valuation cushion</w:t>
+        <w:t xml:space="preserve">Rich valuation: ~40.2x trailing P/E against 12.9% ROE - growth needs to accelerate materially to justify</w:t>
+      </w:r>
+    </w:p>
+    <w:p>
+      <w:pPr>
+        <w:pStyle w:val="ListParagraph"/>
+        <w:numPr>
+          <w:ilvl w:val="0"/>
+          <w:numId w:val="1"/>
+        </w:numPr>
+        <w:spacing w:after="60"/>
+      </w:pPr>
+      <w:r>
+        <w:t xml:space="preserve">Promoter holding declined ~4.6 percentage points in the latest quarter - a caution flag worth monitoring, though not confirmed as a 'collapse'</w:t>
+      </w:r>
+    </w:p>
+    <w:p>
+      <w:pPr>
+        <w:pStyle w:val="ListParagraph"/>
+        <w:numPr>
+          <w:ilvl w:val="0"/>
+          <w:numId w:val="1"/>
+        </w:numPr>
+        <w:spacing w:after="60"/>
+      </w:pPr>
+      <w:r>
+        <w:t xml:space="preserve">High debtor days (~160) signal working-capital stress typical of tender-based E&amp;P contracts</w:t>
+      </w:r>
+    </w:p>
+    <w:p>
+      <w:pPr>
+        <w:pStyle w:val="ListParagraph"/>
+        <w:numPr>
+          <w:ilvl w:val="0"/>
+          <w:numId w:val="1"/>
+        </w:numPr>
+        <w:spacing w:after="60"/>
+      </w:pPr>
+      <w:r>
+        <w:t xml:space="preserve">Revenue growth is lumpy/project-driven (10-yr median ~46.7%) rather than a smooth compounding trend</w:t>
+      </w:r>
+    </w:p>
+    <w:p>
+      <w:pPr>
+        <w:pStyle w:val="ListParagraph"/>
+        <w:numPr>
+          <w:ilvl w:val="0"/>
+          <w:numId w:val="1"/>
+        </w:numPr>
+        <w:spacing w:after="60"/>
+      </w:pPr>
+      <w:r>
+        <w:t xml:space="preserve">CMP already near the top of its 52-week range - much of the up-cycle optimism appears priced in</w:t>
+      </w:r>
+    </w:p>
+    <w:p>
+      <w:pPr>
+        <w:pStyle w:val="ListParagraph"/>
+        <w:numPr>
+          <w:ilvl w:val="0"/>
+          <w:numId w:val="1"/>
+        </w:numPr>
+        <w:spacing w:after="60"/>
+      </w:pPr>
+      <w:r>
+        <w:t xml:space="preserve">Moat is weak: oilfield services in India are largely tender/commodity-priced with limited differentiation</w:t>
       </w:r>
     </w:p>
     <w:p>
@@ -478,7 +505,7 @@
           <w:b/>
           <w:bCs/>
         </w:rPr>
-        <w:t xml:space="preserve">Small-cap (~Rs 2,500 Cr)</w:t>
+        <w:t xml:space="preserve">Small/mid-cap (~Rs 2,598 Cr)</w:t>
       </w:r>
     </w:p>
     <w:p>
@@ -514,7 +541,7 @@
           <w:sz w:val="20"/>
           <w:szCs w:val="20"/>
         </w:rPr>
-        <w:t xml:space="preserve">4-box gate — tailwind: weak · TAM: weak · moat: weak · valuation: no  (score 1.5 / 4)</w:t>
+        <w:t xml:space="preserve">4-box gate — tailwind: yes · TAM: weak · moat: weak · valuation: no  (score 2 / 4)</w:t>
       </w:r>
     </w:p>
     <w:p>
@@ -529,7 +556,7 @@
           <w:sz w:val="20"/>
           <w:szCs w:val="20"/>
         </w:rPr>
-        <w:t xml:space="preserve">Genuine turnaround and large order book, but growth is acquisition-led, a guidance miss and a dilutive merger on subjective terms overhang, and the stock is near its 52-week high with no valuation cushion</w:t>
+        <w:t xml:space="preserve">Real global/India oilfield-services up-cycle tailwind (yes); India oilfield-services TAM is real but not confirmed as structurally large this pass (weak); moat weak given tender/commodity-priced services (weak); ~40x P/E against 12.9% ROE plus declining promoter holding and high debtor days argue valuation no.</w:t>
       </w:r>
     </w:p>
     <w:p>
@@ -552,85 +579,59 @@
           <w:sz w:val="24"/>
           <w:szCs w:val="24"/>
         </w:rPr>
-        <w:t xml:space="preserve">A real, net-cash turnaround with a large order book, but acquisition-led growth, a guidance miss, and a dilutive Oilmax merger on subjective terms - priced near its high. thesis_fit 'neither', conviction Low-Medium.</w:t>
-      </w:r>
-    </w:p>
-    <w:p>
-      <w:pPr>
-        <w:pStyle w:val="ListParagraph"/>
-        <w:numPr>
-          <w:ilvl w:val="0"/>
-          <w:numId w:val="1"/>
-        </w:numPr>
-        <w:spacing w:after="60"/>
-      </w:pPr>
-      <w:r>
-        <w:t xml:space="preserve">four_box: tailwind weak (India upstream E&amp;P capex + coal-handling mandate are real but not an accelerating structural growth engine; oil services is cyclical), tam weak (order book 8x revenue and coal-handling optionality give runway, but a ~Rs 2,500 Cr services company's multi-bagger path is limited and merger-dependent), moat weak (EPC/O&amp;M is competitive; the Oilmax captive relationship helps but is also the source of the dilution), valuation no (near 52-week high, ~32-38x earnings, pending dilution) -&gt; score 1.5</w:t>
-      </w:r>
-    </w:p>
-    <w:p>
-      <w:pPr>
-        <w:pStyle w:val="ListParagraph"/>
-        <w:numPr>
-          <w:ilvl w:val="0"/>
-          <w:numId w:val="1"/>
-        </w:numPr>
-        <w:spacing w:after="60"/>
-      </w:pPr>
-      <w:r>
-        <w:t xml:space="preserve">Score &lt;= 1.5 -&gt; thesis_fit 'neither', hard</w:t>
-      </w:r>
-    </w:p>
-    <w:p>
-      <w:pPr>
-        <w:pStyle w:val="ListParagraph"/>
-        <w:numPr>
-          <w:ilvl w:val="0"/>
-          <w:numId w:val="1"/>
-        </w:numPr>
-        <w:spacing w:after="60"/>
-      </w:pPr>
-      <w:r>
-        <w:t xml:space="preserve">Conviction Low-Medium: the turnaround and order book are genuine, but the growth mix (acquisition not organic), the guidance miss, and the merger uncertainty keep it below Medium</w:t>
-      </w:r>
-    </w:p>
-    <w:p>
-      <w:pPr>
-        <w:pStyle w:val="ListParagraph"/>
-        <w:numPr>
-          <w:ilvl w:val="0"/>
-          <w:numId w:val="1"/>
-        </w:numPr>
-        <w:spacing w:after="60"/>
-      </w:pPr>
-      <w:r>
-        <w:t xml:space="preserve">No live-theme match in active_themes.json (oilfield / energy services does not hit the theme keyword sets); no value_chain block written</w:t>
-      </w:r>
-    </w:p>
-    <w:p>
-      <w:pPr>
-        <w:pStyle w:val="ListParagraph"/>
-        <w:numPr>
-          <w:ilvl w:val="0"/>
-          <w:numId w:val="1"/>
-        </w:numPr>
-        <w:spacing w:after="60"/>
-      </w:pPr>
-      <w:r>
-        <w:t xml:space="preserve">No red flag tier (the SEBI matter was the old promoter, pre-2017, resolved); named concerns above weigh on conviction</w:t>
-      </w:r>
-    </w:p>
-    <w:p>
-      <w:pPr>
-        <w:pStyle w:val="ListParagraph"/>
-        <w:numPr>
-          <w:ilvl w:val="0"/>
-          <w:numId w:val="1"/>
-        </w:numPr>
-        <w:spacing w:after="60"/>
-      </w:pPr>
-      <w:r>
-        <w:t xml:space="preserve">Re-check trigger: Oilmax merger final swap ratio and merged-entity equity capital; whether standalone revenue growth resumes; disclosed production (boepd) from the Oilmax fields</w:t>
+        <w:t xml:space="preserve">Decent returns and a real oilfield-services up-cycle tailwind, but a rich ~40x P/E, declining promoter holding and stretched receivables keep this at 'neither' rather than a growth-thesis call.</w:t>
+      </w:r>
+    </w:p>
+    <w:p>
+      <w:pPr>
+        <w:pStyle w:val="ListParagraph"/>
+        <w:numPr>
+          <w:ilvl w:val="0"/>
+          <w:numId w:val="1"/>
+        </w:numPr>
+        <w:spacing w:after="60"/>
+      </w:pPr>
+      <w:r>
+        <w:t xml:space="preserve">four_box score 2.0 (tailwind yes, tam weak, moat weak, valuation no) falls at the bottom of the 2.0-2.5 band, which defaults to 'neither' without an explicit exception; the promoter-holding decline and high debtor days argue against writing one</w:t>
+      </w:r>
+    </w:p>
+    <w:p>
+      <w:pPr>
+        <w:pStyle w:val="ListParagraph"/>
+        <w:numPr>
+          <w:ilvl w:val="0"/>
+          <w:numId w:val="1"/>
+        </w:numPr>
+        <w:spacing w:after="60"/>
+      </w:pPr>
+      <w:r>
+        <w:t xml:space="preserve">No AVOID/EXCLUDE/HIGH-CAUTION red flag found, but promoter-holding decline (~4.6pp QoQ) and high debtor days (~160) are logged as bear-case caution items</w:t>
+      </w:r>
+    </w:p>
+    <w:p>
+      <w:pPr>
+        <w:pStyle w:val="ListParagraph"/>
+        <w:numPr>
+          <w:ilvl w:val="0"/>
+          <w:numId w:val="1"/>
+        </w:numPr>
+        <w:spacing w:after="60"/>
+      </w:pPr>
+      <w:r>
+        <w:t xml:space="preserve">Legacy ValuePickr thread resolved (topic_id 9164, slug asian-oilfields, category_id 11) but not deep-read - confirm it is still the live/current thread before relying on it</w:t>
+      </w:r>
+    </w:p>
+    <w:p>
+      <w:pPr>
+        <w:pStyle w:val="ListParagraph"/>
+        <w:numPr>
+          <w:ilvl w:val="0"/>
+          <w:numId w:val="1"/>
+        </w:numPr>
+        <w:spacing w:after="60"/>
+      </w:pPr>
+      <w:r>
+        <w:t xml:space="preserve">Multiple untrusted external-lead seeds (@rishithegreat41 + 2 more) - treat as an early-stage watch item, not a verified conviction call</w:t>
       </w:r>
     </w:p>
     <w:p>
